--- a/out/04_Legal/SNX-LEG-FRM-01 Customer Contract Review Checklist (Rev00 DRAFT).docx
+++ b/out/04_Legal/SNX-LEG-FRM-01 Customer Contract Review Checklist (Rev00 DRAFT).docx
@@ -2364,7 +2364,7 @@
           <w:sz w:val="24"/>
           <w:szCs w:val="24"/>
         </w:rPr>
-        <w:t xml:space="preserve">Formulir ini memuat daftar periksa yang dipakai Departemen Legal untuk menelaah kontrak yang diajukan pelanggan sebelum kontrak ditandatangani oleh Pejabat Berwenang. Dengan formulir ini Departemen Legal mengidentifikasi risiko hukum dan risiko komersial dan memastikan hak dan kewajiban para pihak jelas.</w:t>
+        <w:t xml:space="preserve">Formulir ini memuat daftar periksa yang dipakai Departemen Legal untuk menelaah kontrak yang diajukan pelanggan sebelum kontrak ditandatangani oleh Pejabat Berwenang. Dengan formulir ini Departemen Legal mengidentifikasi risiko hukum serta risiko komersial, dan memastikan hak dan kewajiban para pihak jelas.</w:t>
       </w:r>
     </w:p>
     <w:p>
@@ -2586,7 +2586,7 @@
                 <w:sz w:val="24"/>
                 <w:szCs w:val="24"/>
               </w:rPr>
-              <w:t>Tidak ditelaah dengan formulir ini. Kontrak vendor dan pemasok memakai SNX-LEG-FRM-02 (USULAN).</w:t>
+              <w:t>Departemen Legal tidak menelaahnya dengan formulir ini. Kontrak vendor dan pemasok memakai SNX-LEG-FRM-02 (USULAN).</w:t>
             </w:r>
           </w:p>
         </w:tc>
@@ -3020,7 +3020,7 @@
                 <w:sz w:val="24"/>
                 <w:szCs w:val="24"/>
               </w:rPr>
-              <w:t>Satu hal pada kontrak yang ditelaah, ditulis satu baris pada tabel Daftar Periksa dengan kode C1.1 dan seterusnya.</w:t>
+              <w:t>Satu hal pada kontrak yang ditelaah. Tiap aspek mendapat satu baris pada tabel Daftar Periksa dengan kode C1.1 dan seterusnya.</w:t>
             </w:r>
           </w:p>
         </w:tc>
@@ -3204,6 +3204,67 @@
                 <w:szCs w:val="24"/>
               </w:rPr>
               <w:t>Kumpulan aspek yang sejenis pada tabel Daftar Periksa. Ada delapan kelompok.</w:t>
+            </w:r>
+          </w:p>
+        </w:tc>
+      </w:tr>
+      <w:tr>
+        <w:trPr>
+          <w:jc w:val="center"/>
+        </w:trPr>
+        <w:tc>
+          <w:tcPr>
+            <w:tcW w:w="2551" w:type="dxa"/>
+            <w:tcBorders>
+              <w:top w:val="single" w:sz="8" w:space="0" w:color="000000"/>
+              <w:left w:val="single" w:sz="8" w:space="0" w:color="000000"/>
+              <w:bottom w:val="single" w:sz="8" w:space="0" w:color="000000"/>
+              <w:right w:val="single" w:sz="8" w:space="0" w:color="000000"/>
+            </w:tcBorders>
+            <w:vAlign w:val="center"/>
+          </w:tcPr>
+          <w:p>
+            <w:pPr>
+              <w:rPr>
+                <w:sz w:val="24"/>
+                <w:szCs w:val="24"/>
+              </w:rPr>
+            </w:pPr>
+            <w:r>
+              <w:rPr>
+                <w:b w:val="0"/>
+                <w:sz w:val="24"/>
+                <w:szCs w:val="24"/>
+              </w:rPr>
+              <w:t>Klien</w:t>
+            </w:r>
+          </w:p>
+        </w:tc>
+        <w:tc>
+          <w:tcPr>
+            <w:tcW w:w="6520" w:type="dxa"/>
+            <w:tcBorders>
+              <w:top w:val="single" w:sz="8" w:space="0" w:color="000000"/>
+              <w:left w:val="single" w:sz="8" w:space="0" w:color="000000"/>
+              <w:bottom w:val="single" w:sz="8" w:space="0" w:color="000000"/>
+              <w:right w:val="single" w:sz="8" w:space="0" w:color="000000"/>
+            </w:tcBorders>
+            <w:vAlign w:val="center"/>
+          </w:tcPr>
+          <w:p>
+            <w:pPr>
+              <w:rPr>
+                <w:sz w:val="24"/>
+                <w:szCs w:val="24"/>
+              </w:rPr>
+            </w:pPr>
+            <w:r>
+              <w:rPr>
+                <w:b w:val="0"/>
+                <w:sz w:val="24"/>
+                <w:szCs w:val="24"/>
+              </w:rPr>
+              <w:t>Sebutan lain untuk pelanggan pada field Nama Klien. Klien akhir adalah pelanggan dari pelanggan SINUX (USULAN).</w:t>
             </w:r>
           </w:p>
         </w:tc>
@@ -4136,7 +4197,7 @@
                 <w:sz w:val="24"/>
                 <w:szCs w:val="24"/>
               </w:rPr>
-              <w:t>Aspek tidak ada pada kontrak ini atau tidak relevan dengan jenis layanannya. Alasan ditulis di Catatan/Tindak Lanjut.</w:t>
+              <w:t>Aspek tidak ada pada kontrak ini atau tidak relevan dengan jenis layanannya. Staff Legal menulis alasannya di Catatan/Tindak Lanjut.</w:t>
             </w:r>
           </w:p>
         </w:tc>
@@ -4392,7 +4453,7 @@
           <w:sz w:val="24"/>
           <w:szCs w:val="24"/>
         </w:rPr>
-        <w:t xml:space="preserve">8. Staff Legal menyimpan formulir terisi bersama berkas kontrak di folder Google Drive Departemen Legal (USULAN, SNX-LEG-SOP-01 butir 4.24) dan menulis lokasinya pada tabel Lokasi Penyimpanan Dokumen. Formulir terisi berisi nama pelanggan dan nilai kontrak, sehingga Staff Legal memberinya tingkat RESTRICTED (Internal) menurut SNX-ISMS-PRO-01.</w:t>
+        <w:t xml:space="preserve">8. Staff Legal menyimpan formulir terisi bersama berkas kontrak di folder Google Drive Departemen Legal (USULAN, SNX-LEG-SOP-01 butir 4.24 dan SNX-LEG-SOP-03 butir 4.8) dan menulis lokasinya pada tabel Lokasi Penyimpanan Dokumen. Formulir terisi berisi nama pelanggan dan nilai kontrak, sehingga Staff Legal memberinya tingkat RESTRICTED (Internal) menurut SNX-ISMS-PRO-01.</w:t>
       </w:r>
     </w:p>
     <w:p>
@@ -4542,7 +4603,7 @@
                 <w:sz w:val="24"/>
                 <w:szCs w:val="24"/>
               </w:rPr>
-              <w:t>Mengisi formulir, menelaah kontrak, mencatat temuan dan rekomendasi, dan menyimpan formulir terisi (Ketentuan butir 1 sampai 5, 7, dan 8). Dipetakan ke Legal &amp; Compliance (JA-09) di SNX-HR-ORG-01, menunggu konfirmasi (K-13) (USULAN).</w:t>
+              <w:t>Mengisi formulir, menelaah kontrak, mencatat temuan dan rekomendasi, dan menyimpan formulir terisi sebagai pencatat rekaman (Ketentuan butir 1 sampai 5, 7, dan 8). Peran ini dipetakan ke jabatan Legal &amp; Compliance (JA-09) di SNX-HR-ORG-01, menunggu konfirmasi (K-13) (USULAN).</w:t>
             </w:r>
           </w:p>
         </w:tc>
@@ -4603,7 +4664,7 @@
                 <w:sz w:val="24"/>
                 <w:szCs w:val="24"/>
               </w:rPr>
-              <w:t>Pemilik formulir ini dan formulir terisi (USULAN, SNX-LEG-SOP-02 butir 4.19). Menetapkan Target Penyelesaian, memeriksa formulir terisi, dan memberi Persetujuan Legal (Ketentuan butir 1, 2, 4, 5, dan 6). Dipetakan ke Legal &amp; Compliance (JA-08) di SNX-HR-ORG-01, menunggu konfirmasi (K-13) (USULAN).</w:t>
+              <w:t>Pemilik formulir ini dan formulir terisi (USULAN, SNX-LEG-SOP-02 butir 4.19 dan SNX-LEG-SOP-03). Menetapkan Target Penyelesaian, memeriksa formulir terisi, dan memberi Persetujuan Legal (Ketentuan butir 1, 2, 4, 5, dan 6). Peran ini dipetakan ke jabatan Legal &amp; Compliance (JA-08) di SNX-HR-ORG-01, menunggu konfirmasi (K-13) (USULAN).</w:t>
             </w:r>
           </w:p>
         </w:tc>
@@ -4935,7 +4996,7 @@
           <w:sz w:val="24"/>
           <w:szCs w:val="24"/>
         </w:rPr>
-        <w:t xml:space="preserve">1. Staff Legal mengisi sembilan field tabel Informasi Kontrak dari permintaan dan kontrak, dan menulis tidak ada pada field yang tidak ada di kontrak.</w:t>
+        <w:t xml:space="preserve">1. Staff Legal mengisi sembilan field tabel Informasi Kontrak dari permintaan dan kontrak, dan menulis tanda strip (-) pada field yang tidak ada di kontrak.</w:t>
       </w:r>
     </w:p>
     <w:p>
@@ -4983,7 +5044,7 @@
           <w:sz w:val="24"/>
           <w:szCs w:val="24"/>
         </w:rPr>
-        <w:t xml:space="preserve">3. Kolom Status berisi satu dari tiga nilai pada bagian Istilah.</w:t>
+        <w:t xml:space="preserve">3. Staff Legal mengisi kolom Status dengan salah satu nilai di bagian Istilah.</w:t>
       </w:r>
     </w:p>
     <w:p>
@@ -5007,7 +5068,7 @@
           <w:sz w:val="24"/>
           <w:szCs w:val="24"/>
         </w:rPr>
-        <w:t xml:space="preserve">4. Kolom Catatan/Tindak Lanjut memuat letak klausul (pasal atau halaman), temuan, dan perubahan yang diminta.</w:t>
+        <w:t xml:space="preserve">4. Kolom Catatan/Tindak Lanjut memuat letak klausul (pasal atau halaman), temuan, dan usulan perubahan.</w:t>
       </w:r>
     </w:p>
     <w:p>
@@ -5055,7 +5116,7 @@
           <w:sz w:val="24"/>
           <w:szCs w:val="24"/>
         </w:rPr>
-        <w:t xml:space="preserve">6. Staff Legal mengisi satu baris pada tabel Temuan Utama dan Risiko untuk tiap temuan. Kolom Rujukan memuat kode aspek, misalnya C4.3. Kolom Jenis Risiko memuat Hukum, Komersial, atau Hukum dan Komersial. Kolom Tingkat Risiko memuat Tinggi, Sedang, atau Rendah. Kolom Jenis Risiko dan Tingkat Risiko berstatus (USULAN).</w:t>
+        <w:t xml:space="preserve">6. Staff Legal mengisi satu baris pada tabel Temuan Utama dan Risiko untuk tiap temuan. Kolom Rujukan memuat kode aspek, misalnya C4.3. Kolom Jenis Risiko memuat Hukum, Komersial, atau Hukum dan Komersial. Staff Legal mengisi kolom Tingkat Risiko dengan salah satu nilai di bagian Istilah. Kolom Jenis Risiko dan Tingkat Risiko berstatus (USULAN).</w:t>
       </w:r>
     </w:p>
     <w:p>
@@ -6153,7 +6214,7 @@
                 <w:sz w:val="24"/>
                 <w:szCs w:val="24"/>
               </w:rPr>
-              <w:t>Nama badan hukum dan bentuk badan usaha, alamat, serta kesesuaiannya dengan akta pendirian, akta perubahan, dan NIB pelanggan. Informasi risiko atau sengketa pelanggan yang dapat diverifikasi.</w:t>
+              <w:t>Nama badan hukum, bentuk badan usaha, dan alamat pelanggan. Kesesuaian identitas itu dengan akta pendirian dan perubahan serta dokumen pengesahan atau penerimaan pemberitahuan yang relevan. NIB dan izin yang relevan dengan kegiatan usaha, jika diperlukan. Informasi risiko atau sengketa pelanggan yang relevan dan dapat diverifikasi.</w:t>
             </w:r>
           </w:p>
         </w:tc>
@@ -14299,7 +14360,7 @@
                 <w:sz w:val="24"/>
                 <w:szCs w:val="24"/>
               </w:rPr>
-              <w:t>Legal Document Control &amp; Retention. Tempat usulan periode retensi dokumen legal.</w:t>
+              <w:t>Legal Document Control &amp; Retention. Memuat tujuh kategori dokumen legal dan usulan periode retensinya. Formulir terisi masuk Kategori 4, dan kontrak beserta korespondensi masuk Kategori 1 (USULAN).</w:t>
             </w:r>
           </w:p>
         </w:tc>
@@ -14726,7 +14787,7 @@
                 <w:sz w:val="24"/>
                 <w:szCs w:val="24"/>
               </w:rPr>
-              <w:t>Struktur Organisasi SINUX. Line Manager Legal dan Staff Legal adalah nama peran di matriks peran, dipetakan ke jabatan Legal &amp; Compliance (JA-08 dan JA-09) (USULAN).</w:t>
+              <w:t>Struktur Organisasi SINUX. Line Manager Legal dan Staff Legal adalah nama peran di matriks peran, dipetakan ke jabatan Legal &amp; Compliance (JA-08 dan JA-09), menunggu konfirmasi (K-13) (USULAN).</w:t>
             </w:r>
           </w:p>
         </w:tc>
@@ -15008,7 +15069,7 @@
                 <w:sz w:val="24"/>
                 <w:szCs w:val="24"/>
               </w:rPr>
-              <w:t>Folder Google Drive Departemen Legal bersama berkas kontrak (Ketentuan butir 8). Pencatat: Staff Legal. Pemilik: Line Manager Legal (USULAN, SNX-LEG-SOP-02 butir 4.19). Klasifikasi RESTRICTED (Internal) menurut SNX-ISMS-PRO-01.</w:t>
+              <w:t>Folder Google Drive Departemen Legal bersama berkas kontrak (Ketentuan butir 8). Pencatat: Staff Legal. Pemilik: Line Manager Legal (USULAN, SNX-LEG-SOP-02 butir 4.19 dan SNX-LEG-SOP-03). Klasifikasi RESTRICTED (Internal) menurut SNX-ISMS-PRO-01.</w:t>
             </w:r>
           </w:p>
         </w:tc>
@@ -15037,7 +15098,7 @@
                 <w:sz w:val="24"/>
                 <w:szCs w:val="24"/>
               </w:rPr>
-              <w:t>Belum ditetapkan. Usulan penetapan ada di SNX-LEG-SOP-03.</w:t>
+              <w:t>Mengikuti Kategori 4 di SNX-LEG-SOP-03 (USULAN).</w:t>
             </w:r>
           </w:p>
         </w:tc>
@@ -15098,7 +15159,7 @@
                 <w:sz w:val="24"/>
                 <w:szCs w:val="24"/>
               </w:rPr>
-              <w:t>Lokasi tertulis di tabel Lokasi Penyimpanan Dokumen. Pencatat: Staff Legal. Pemilik: Line Manager Legal (USULAN, SNX-LEG-SOP-02 butir 4.19).</w:t>
+              <w:t>Lokasi tertulis di tabel Lokasi Penyimpanan Dokumen. Pencatat: Staff Legal. Pemilik: Line Manager Legal (USULAN, SNX-LEG-SOP-02 butir 4.19 dan SNX-LEG-SOP-03).</w:t>
             </w:r>
           </w:p>
         </w:tc>
@@ -15127,7 +15188,7 @@
                 <w:sz w:val="24"/>
                 <w:szCs w:val="24"/>
               </w:rPr>
-              <w:t>Belum ditetapkan. Usulan penetapan ada di SNX-LEG-SOP-03.</w:t>
+              <w:t>Mengikuti Kategori 1 di SNX-LEG-SOP-03 (USULAN).</w:t>
             </w:r>
           </w:p>
         </w:tc>

--- a/out/04_Legal/SNX-LEG-FRM-01 Customer Contract Review Checklist (Rev00 DRAFT).docx
+++ b/out/04_Legal/SNX-LEG-FRM-01 Customer Contract Review Checklist (Rev00 DRAFT).docx
@@ -1801,7 +1801,7 @@
           </w:tcPr>
           <w:p>
             <w:r>
-              <w:t>Staff Legal</w:t>
+              <w:t>Alif Altamziz / Staff Legal</w:t>
             </w:r>
           </w:p>
         </w:tc>
@@ -1903,7 +1903,7 @@
           </w:tcPr>
           <w:p>
             <w:r>
-              <w:t>Line Manager Legal</w:t>
+              <w:t>Ester Febe Utomo / Line Manager Legal</w:t>
             </w:r>
           </w:p>
         </w:tc>
@@ -4603,7 +4603,7 @@
                 <w:sz w:val="24"/>
                 <w:szCs w:val="24"/>
               </w:rPr>
-              <w:t>Mengisi formulir, menelaah kontrak, mencatat temuan dan rekomendasi, dan menyimpan formulir terisi sebagai pencatat rekaman (Ketentuan butir 1 sampai 5, 7, dan 8). Peran ini dipetakan ke jabatan Legal &amp; Compliance (JA-09) di SNX-HR-ORG-01, menunggu konfirmasi (K-13) (USULAN).</w:t>
+              <w:t>Mengisi formulir, menelaah kontrak, mencatat temuan dan rekomendasi, dan menyimpan formulir terisi sebagai pencatat rekaman (Ketentuan butir 1 sampai 5, 7, dan 8). Peran ini dipetakan ke jabatan Legal &amp; Compliance (JA-09) di SNX-HR-ORG-01.</w:t>
             </w:r>
           </w:p>
         </w:tc>
@@ -4664,7 +4664,7 @@
                 <w:sz w:val="24"/>
                 <w:szCs w:val="24"/>
               </w:rPr>
-              <w:t>Pemilik formulir ini dan formulir terisi (USULAN, SNX-LEG-SOP-02 butir 4.19 dan SNX-LEG-SOP-03). Menetapkan Target Penyelesaian, memeriksa formulir terisi, dan memberi Persetujuan Legal (Ketentuan butir 1, 2, 4, 5, dan 6). Peran ini dipetakan ke jabatan Legal &amp; Compliance (JA-08) di SNX-HR-ORG-01, menunggu konfirmasi (K-13) (USULAN).</w:t>
+              <w:t>Pemilik formulir ini dan formulir terisi (USULAN, SNX-LEG-SOP-02 butir 4.19 dan SNX-LEG-SOP-03). Menetapkan Target Penyelesaian, memeriksa formulir terisi, dan memberi Persetujuan Legal (Ketentuan butir 1, 2, 4, 5, dan 6). Peran ini dipetakan ke jabatan Legal &amp; Compliance (JA-08) di SNX-HR-ORG-01.</w:t>
             </w:r>
           </w:p>
         </w:tc>
@@ -14787,7 +14787,7 @@
                 <w:sz w:val="24"/>
                 <w:szCs w:val="24"/>
               </w:rPr>
-              <w:t>Struktur Organisasi SINUX. Line Manager Legal dan Staff Legal adalah nama peran di matriks peran, dipetakan ke jabatan Legal &amp; Compliance (JA-08 dan JA-09), menunggu konfirmasi (K-13) (USULAN).</w:t>
+              <w:t>Struktur Organisasi SINUX. Line Manager Legal dan Staff Legal adalah nama peran di matriks peran, dipetakan ke jabatan Legal &amp; Compliance (JA-08 dan JA-09).</w:t>
             </w:r>
           </w:p>
         </w:tc>

--- a/out/04_Legal/SNX-LEG-FRM-01 Customer Contract Review Checklist (Rev00 DRAFT).docx
+++ b/out/04_Legal/SNX-LEG-FRM-01 Customer Contract Review Checklist (Rev00 DRAFT).docx
@@ -15740,7 +15740,7 @@
                 <w:sz w:val="24"/>
                 <w:szCs w:val="24"/>
               </w:rPr>
-              <w:t>8.2.3 Review persyaratan produk dan jasa</w:t>
+              <w:t>8.2.3 Peninjauan persyaratan produk dan jasa</w:t>
             </w:r>
           </w:p>
         </w:tc>

--- a/out/04_Legal/SNX-LEG-FRM-01 Customer Contract Review Checklist (Rev00 DRAFT).docx
+++ b/out/04_Legal/SNX-LEG-FRM-01 Customer Contract Review Checklist (Rev00 DRAFT).docx
@@ -15860,7 +15860,7 @@
                 <w:sz w:val="24"/>
                 <w:szCs w:val="24"/>
               </w:rPr>
-              <w:t>Kontrak yang berubah material ditelaah ulang dengan form baru.</w:t>
+              <w:t>Kontrak yang berubah material ditelaah ulang dengan form baru (USULAN).</w:t>
             </w:r>
           </w:p>
         </w:tc>

--- a/out/04_Legal/SNX-LEG-FRM-01 Customer Contract Review Checklist (Rev00 DRAFT).docx
+++ b/out/04_Legal/SNX-LEG-FRM-01 Customer Contract Review Checklist (Rev00 DRAFT).docx
@@ -3669,7 +3669,7 @@
                 <w:sz w:val="24"/>
                 <w:szCs w:val="24"/>
               </w:rPr>
-              <w:t>Kontak utama Unit Kerja Pemohon untuk satu kontrak; di SNX-LEG-SOP-02 disebut PIC Bisnis (USULAN).</w:t>
+              <w:t>Kontak utama Unit Kerja Pemohon untuk satu kontrak. Di SNX-LEG-SOP-02 disebut PIC Bisnis (USULAN).</w:t>
             </w:r>
           </w:p>
         </w:tc>
@@ -4542,7 +4542,7 @@
           <w:sz w:val="24"/>
           <w:szCs w:val="24"/>
         </w:rPr>
-        <w:t xml:space="preserve">7. Kontrak yang berubah material setelah Persetujuan Legal ditelaah ulang sesuai SNX-LEG-SOP-02 butir 4.14. Staff Legal memakai form baru untuk telaah ulang itu (USULAN).</w:t>
+        <w:t xml:space="preserve">7. Kontrak yang berubah material setelah Persetujuan Legal ditelaah ulang sesuai SNX-LEG-SOP-02 butir 4.14, dan Staff Legal memakai form baru untuk telaah ulang itu (USULAN).</w:t>
       </w:r>
     </w:p>
     <w:p>

--- a/out/04_Legal/SNX-LEG-FRM-01 Customer Contract Review Checklist (Rev00 DRAFT).docx
+++ b/out/04_Legal/SNX-LEG-FRM-01 Customer Contract Review Checklist (Rev00 DRAFT).docx
@@ -3669,7 +3669,7 @@
                 <w:sz w:val="24"/>
                 <w:szCs w:val="24"/>
               </w:rPr>
-              <w:t>Kontak utama Unit Kerja Pemohon untuk satu kontrak. Di SNX-LEG-SOP-02 disebut PIC Bisnis (USULAN).</w:t>
+              <w:t>Orang yang ditunjuk Unit Kerja Pemohon sebagai kontak utama untuk satu kontrak. Di SNX-LEG-SOP-02 disebut PIC Bisnis (USULAN).</w:t>
             </w:r>
           </w:p>
         </w:tc>
@@ -4494,7 +4494,7 @@
           <w:sz w:val="24"/>
           <w:szCs w:val="24"/>
         </w:rPr>
-        <w:t xml:space="preserve">5. Staff Legal mencentang Hasil Penelaahan dan Rekomendasi serta menulis dasar rekomendasi, lalu form terisi diperiksa Line Manager Legal. Hasil Penelaahan boleh lebih dari satu pilihan, kecuali Tidak terdapat temuan; Rekomendasi hanya satu pilihan (USULAN).</w:t>
+        <w:t xml:space="preserve">5. Staff Legal mencentang Hasil Penelaahan dan satu Rekomendasi (cara mencentang di Petunjuk Pengisian butir 5), serta menulis dasar rekomendasi. Hasil Penelaahan boleh lebih dari satu pilihan, kecuali pilihan Tidak terdapat temuan (USULAN). Rekomendasi hanya satu pilihan (USULAN). Form terisi diperiksa Line Manager Legal.</w:t>
       </w:r>
     </w:p>
     <w:p>
@@ -4566,7 +4566,7 @@
           <w:sz w:val="24"/>
           <w:szCs w:val="24"/>
         </w:rPr>
-        <w:t xml:space="preserve">8. Form terisi disimpan Staff Legal bersama berkas kontrak di folder Google Drive Departemen Legal, dan lokasinya dicatat di tabel Lokasi Penyimpanan Dokumen (USULAN, SNX-LEG-SOP-01 butir 4.24 dan SNX-LEG-SOP-03 butir 4.8). Karena memuat nama pelanggan dan nilai kontrak, form terisi berklasifikasi RESTRICTED (Internal) sesuai SNX-ISMS-PRO-01.</w:t>
+        <w:t xml:space="preserve">8. Staff Legal menyimpan form terisi bersama berkas kontrak di folder Google Drive Departemen Legal (USULAN, SNX-LEG-SOP-01 butir 4.24 dan SNX-LEG-SOP-03 butir 4.8), lalu mencatat lokasinya di tabel Lokasi Penyimpanan Dokumen. Karena memuat nama pelanggan dan nilai kontrak, Staff Legal memberi form terisi tingkat RESTRICTED (Internal) sesuai SNX-ISMS-PRO-01.</w:t>
       </w:r>
     </w:p>
     <w:p>
@@ -5216,7 +5216,7 @@
           <w:sz w:val="24"/>
           <w:szCs w:val="24"/>
         </w:rPr>
-        <w:t xml:space="preserve">5. Centang pilihan Hasil Penelaahan dan Rekomendasi dengan mengganti ☐ menjadi ☒.</w:t>
+        <w:t xml:space="preserve">5. Centang pilihan Hasil Penelaahan dan Rekomendasi dengan mengganti ☐ menjadi ☒. Jumlah pilihan yang boleh dicentang mengikuti Ketentuan butir 5.</w:t>
       </w:r>
     </w:p>
     <w:p>
@@ -5312,7 +5312,7 @@
           <w:sz w:val="24"/>
           <w:szCs w:val="24"/>
         </w:rPr>
-        <w:t xml:space="preserve">9. Isi baris Disusun oleh dengan nama, jabatan, tanggal, dan tanda tangan. Baris Diperiksa oleh diisi Line Manager Legal dan baris Disetujui oleh diisi Pejabat Berwenang, masing-masing oleh pihak itu sendiri (USULAN).</w:t>
+        <w:t xml:space="preserve">9. Di tabel Catatan Penelaahan dan Persetujuan, baris Disusun oleh diisi Staff Legal, Diperiksa oleh diisi Line Manager Legal, dan Disetujui oleh diisi Pejabat Berwenang (USULAN). Setiap pihak menulis nama, jabatan, tanggal, dan tanda tangannya sendiri.</w:t>
       </w:r>
     </w:p>
     <w:p>
@@ -14781,7 +14781,7 @@
                 <w:sz w:val="24"/>
                 <w:szCs w:val="24"/>
               </w:rPr>
-              <w:t>Data Protection &amp; Confidentiality Compliance Review. Review data pribadi dan kerahasiaan di luar aspek C5.1 dan C5.2 (USULAN).</w:t>
+              <w:t>Data Protection &amp; Confidentiality Compliance Review. Review kepatuhan pelindungan data pribadi dan kerahasiaan yang lebih luas dari aspek C5.1 dan C5.2 (USULAN).</w:t>
             </w:r>
           </w:p>
         </w:tc>
@@ -15381,7 +15381,7 @@
                 <w:sz w:val="24"/>
                 <w:szCs w:val="24"/>
               </w:rPr>
-              <w:t>Folder Google Drive Departemen Legal, bersama berkas kontrak; klasifikasi RESTRICTED (Internal). Pencatat: Staff Legal. Pemilik: Line Manager Legal (USULAN, SNX-LEG-SOP-02 butir 4.19 dan SNX-LEG-SOP-03).</w:t>
+              <w:t>Folder Google Drive Departemen Legal, bersama berkas kontrak (Ketentuan butir 8). Pencatat: Staff Legal. Pemilik: Line Manager Legal (USULAN, SNX-LEG-SOP-02 butir 4.19 dan SNX-LEG-SOP-03). Klasifikasi RESTRICTED (Internal) menurut SNX-ISMS-PRO-01.</w:t>
             </w:r>
           </w:p>
         </w:tc>
@@ -15472,7 +15472,7 @@
                 <w:sz w:val="24"/>
                 <w:szCs w:val="24"/>
               </w:rPr>
-              <w:t>Sesuai tabel Lokasi Penyimpanan Dokumen. Pencatat: Staff Legal. Pemilik: Line Manager Legal (USULAN).</w:t>
+              <w:t>Sesuai tabel Lokasi Penyimpanan Dokumen. Pencatat: Staff Legal. Pemilik: Line Manager Legal (USULAN, SNX-LEG-SOP-02 butir 4.19 dan SNX-LEG-SOP-03).</w:t>
             </w:r>
           </w:p>
         </w:tc>
